--- a/TPO_Insights_Hub_Analyst.docx
+++ b/TPO_Insights_Hub_Analyst.docx
@@ -3659,7 +3659,7 @@
           <w:sz w:val="21"/>
           <w:szCs w:val="21"/>
         </w:rPr>
-        <w:t xml:space="preserve">Each of these was reported from the running product, reproduced against the real model, and fixed. All four are now covered by tests in backend/tests/test_analyst_quality.py.</w:t>
+        <w:t xml:space="preserve">Each of these was reported from the running product, reproduced against the real model, and fixed. Every one is covered by a test in backend/tests/test_analyst_quality.py — including the two that live in the frontend, which are pinned by reading its source, because a fix with no test is a fix that comes back.</w:t>
       </w:r>
     </w:p>
     <w:p>
@@ -4196,6 +4196,190 @@
           <w:szCs w:val="21"/>
         </w:rPr>
         <w:t xml:space="preserve">undo no longer reaches the model, and the sentence the reader sees is written from what the undo stack actually did. The prompt also now states it plainly: if you called nothing, you changed nothing.</w:t>
+      </w:r>
+    </w:p>
+    <w:p>
+      <w:pPr>
+        <w:pStyle w:val="Heading2"/>
+        <w:spacing w:after="120" w:before="240"/>
+      </w:pPr>
+      <w:r>
+        <w:rPr>
+          <w:rFonts w:ascii="Calibri" w:cs="Calibri" w:eastAsia="Calibri" w:hAnsi="Calibri"/>
+          <w:b/>
+          <w:bCs/>
+          <w:color w:val="2568B2"/>
+          <w:sz w:val="24"/>
+          <w:szCs w:val="24"/>
+        </w:rPr>
+        <w:t xml:space="preserve">A date read by format list instead of by meaning</w:t>
+      </w:r>
+    </w:p>
+    <w:p>
+      <w:pPr>
+        <w:spacing w:after="120" w:line="276"/>
+      </w:pPr>
+      <w:r>
+        <w:rPr>
+          <w:rFonts w:ascii="Calibri" w:cs="Calibri" w:eastAsia="Calibri" w:hAnsi="Calibri"/>
+          <w:b/>
+          <w:bCs/>
+          <w:color w:val="2B3744"/>
+          <w:sz w:val="21"/>
+          <w:szCs w:val="21"/>
+        </w:rPr>
+        <w:t xml:space="preserve">Observed: </w:t>
+      </w:r>
+      <w:r>
+        <w:rPr>
+          <w:rFonts w:ascii="Calibri" w:cs="Calibri" w:eastAsia="Calibri" w:hAnsi="Calibri"/>
+          <w:color w:val="2B3744"/>
+          <w:sz w:val="21"/>
+          <w:szCs w:val="21"/>
+        </w:rPr>
+        <w:t xml:space="preserve">"may’24" was answered with invented nonsense and no tool call; "may 2024" read back nine KPIs as a bullet list and left the page on whatever period it was already showing. "may-2024" was refused outright while "may 2024" worked — a distinction no one is making when they type.</w:t>
+      </w:r>
+    </w:p>
+    <w:p>
+      <w:pPr>
+        <w:spacing w:after="120" w:line="276"/>
+      </w:pPr>
+      <w:r>
+        <w:rPr>
+          <w:rFonts w:ascii="Calibri" w:cs="Calibri" w:eastAsia="Calibri" w:hAnsi="Calibri"/>
+          <w:b/>
+          <w:bCs/>
+          <w:color w:val="2B3744"/>
+          <w:sz w:val="21"/>
+          <w:szCs w:val="21"/>
+        </w:rPr>
+        <w:t xml:space="preserve">Fixed: </w:t>
+      </w:r>
+      <w:r>
+        <w:rPr>
+          <w:rFonts w:ascii="Calibri" w:cs="Calibri" w:eastAsia="Calibri" w:hAnsi="Calibri"/>
+          <w:color w:val="2B3744"/>
+          <w:sz w:val="21"/>
+          <w:szCs w:val="21"/>
+        </w:rPr>
+        <w:t xml:space="preserve">dates are parsed by STRUCTURE, not against a list of strptime formats. The parser finds the pieces — a month word, a year, a day if there is one — with the same tolerance the connectors’ column mapper already gives a spreadsheet header: case, spacing and punctuation stop mattering, and a month resolves from however much of it was typed ("SEPT.", "septem", "Sep"). A two-digit year resolves against the years the dataset actually holds rather than by adding 2000.</w:t>
+      </w:r>
+    </w:p>
+    <w:p>
+      <w:pPr>
+        <w:spacing w:after="120" w:line="276"/>
+      </w:pPr>
+      <w:r>
+        <w:rPr>
+          <w:rFonts w:ascii="Calibri" w:cs="Calibri" w:eastAsia="Calibri" w:hAnsi="Calibri"/>
+          <w:b/>
+          <w:bCs/>
+          <w:color w:val="2B3744"/>
+          <w:sz w:val="21"/>
+          <w:szCs w:val="21"/>
+        </w:rPr>
+        <w:t xml:space="preserve">What it still refuses, and why: </w:t>
+      </w:r>
+      <w:r>
+        <w:rPr>
+          <w:rFonts w:ascii="Calibri" w:cs="Calibri" w:eastAsia="Calibri" w:hAnsi="Calibri"/>
+          <w:color w:val="2B3744"/>
+          <w:sz w:val="21"/>
+          <w:szCs w:val="21"/>
+        </w:rPr>
+        <w:t xml:space="preserve">an ambiguous half-written month ("ma", which is March and May) resolves to nothing rather than to a guess, and a word that is not a month at all is refused by name rather than silently dropped — "ma 2025" used to come back as the WHOLE of 2025, a year’s figures answered under a question about a month. "may 24" is the 24th to as many readers as it is May 2024, so it asks which year. But "Mar-24" — a month punctuated onto two digits, the form a spreadsheet writes — is the month and year, because that one is not ambiguous.</w:t>
+      </w:r>
+    </w:p>
+    <w:p>
+      <w:pPr>
+        <w:pStyle w:val="Heading2"/>
+        <w:spacing w:after="120" w:before="240"/>
+      </w:pPr>
+      <w:r>
+        <w:rPr>
+          <w:rFonts w:ascii="Calibri" w:cs="Calibri" w:eastAsia="Calibri" w:hAnsi="Calibri"/>
+          <w:b/>
+          <w:bCs/>
+          <w:color w:val="2568B2"/>
+          <w:sz w:val="24"/>
+          <w:szCs w:val="24"/>
+        </w:rPr>
+        <w:t xml:space="preserve">A conversation that was never sent</w:t>
+      </w:r>
+    </w:p>
+    <w:p>
+      <w:pPr>
+        <w:spacing w:after="120" w:line="276"/>
+      </w:pPr>
+      <w:r>
+        <w:rPr>
+          <w:rFonts w:ascii="Calibri" w:cs="Calibri" w:eastAsia="Calibri" w:hAnsi="Calibri"/>
+          <w:b/>
+          <w:bCs/>
+          <w:color w:val="2B3744"/>
+          <w:sz w:val="21"/>
+          <w:szCs w:val="21"/>
+        </w:rPr>
+        <w:t xml:space="preserve">Observed: </w:t>
+      </w:r>
+      <w:r>
+        <w:rPr>
+          <w:rFonts w:ascii="Calibri" w:cs="Calibri" w:eastAsia="Calibri" w:hAnsi="Calibri"/>
+          <w:color w:val="2B3744"/>
+          <w:sz w:val="21"/>
+          <w:szCs w:val="21"/>
+        </w:rPr>
+        <w:t xml:space="preserve">the Analyst could not resolve a follow-up against the message immediately before it. "and what about Modern Trade?" was answered by guessing — it applied a channel filter — rather than by reading the question it followed.</w:t>
+      </w:r>
+    </w:p>
+    <w:p>
+      <w:pPr>
+        <w:spacing w:after="120" w:line="276"/>
+      </w:pPr>
+      <w:r>
+        <w:rPr>
+          <w:rFonts w:ascii="Calibri" w:cs="Calibri" w:eastAsia="Calibri" w:hAnsi="Calibri"/>
+          <w:b/>
+          <w:bCs/>
+          <w:color w:val="2B3744"/>
+          <w:sz w:val="21"/>
+          <w:szCs w:val="21"/>
+        </w:rPr>
+        <w:t xml:space="preserve">Fixed: </w:t>
+      </w:r>
+      <w:r>
+        <w:rPr>
+          <w:rFonts w:ascii="Calibri" w:cs="Calibri" w:eastAsia="Calibri" w:hAnsi="Calibri"/>
+          <w:color w:val="2B3744"/>
+          <w:sz w:val="21"/>
+          <w:szCs w:val="21"/>
+        </w:rPr>
+        <w:t xml:space="preserve">the browser was assembling the history INSIDE a React state updater. React runs an updater while it processes the update, not when it is called, so the variable was still the empty array it was initialised to when the request went out — on every single turn. The thread is now mirrored in a ref that is written before the request is built, so the turns exist at the moment they are needed. Nothing in the backend changed: it had been handling history correctly all along and had simply never been given any.</w:t>
+      </w:r>
+    </w:p>
+    <w:p>
+      <w:pPr>
+        <w:spacing w:after="120" w:line="276"/>
+      </w:pPr>
+      <w:r>
+        <w:rPr>
+          <w:rFonts w:ascii="Calibri" w:cs="Calibri" w:eastAsia="Calibri" w:hAnsi="Calibri"/>
+          <w:b/>
+          <w:bCs/>
+          <w:color w:val="2B3744"/>
+          <w:sz w:val="21"/>
+          <w:szCs w:val="21"/>
+        </w:rPr>
+        <w:t xml:space="preserve">Measured after the fix: </w:t>
+      </w:r>
+      <w:r>
+        <w:rPr>
+          <w:rFonts w:ascii="Calibri" w:cs="Calibri" w:eastAsia="Calibri" w:hAnsi="Calibri"/>
+          <w:color w:val="2B3744"/>
+          <w:sz w:val="21"/>
+          <w:szCs w:val="21"/>
+        </w:rPr>
+        <w:t xml:space="preserve">the same follow-up, with the thread, answers Modern Trade’s ROI; with an empty thread it still only filters. The figure is re-fetched rather than read out of the history, so a number quoted in an earlier turn cannot be restated under a new scope.</w:t>
       </w:r>
     </w:p>
     <w:p>
